--- a/Raspberry Pi 4 + ReSpeaker 2 Mic Pi HAT sound server.docx
+++ b/Raspberry Pi 4 + ReSpeaker 2 Mic Pi HAT sound server.docx
@@ -702,7 +702,18 @@
           <w:sz w:val="36"/>
           <w:szCs w:val="36"/>
         </w:rPr>
-        <w:t>A️⃣ Architecture &amp; UDP protocol</w:t>
+        <w:t>A-</w:t>
+      </w:r>
+      <w:r>
+        <w:rPr>
+          <w:rFonts w:ascii="Segoe UI" w:eastAsia="Times New Roman" w:hAnsi="Segoe UI" w:cs="Segoe UI"/>
+          <w:b/>
+          <w:bCs/>
+          <w:color w:val="262626"/>
+          <w:sz w:val="36"/>
+          <w:szCs w:val="36"/>
+        </w:rPr>
+        <w:t xml:space="preserve"> Architecture &amp; UDP protocol</w:t>
       </w:r>
     </w:p>
     <w:p>
@@ -3000,7 +3011,18 @@
           <w:sz w:val="36"/>
           <w:szCs w:val="36"/>
         </w:rPr>
-        <w:t>B️⃣ ESP</w:t>
+        <w:t>B-</w:t>
+      </w:r>
+      <w:r>
+        <w:rPr>
+          <w:rFonts w:ascii="Segoe UI" w:eastAsia="Times New Roman" w:hAnsi="Segoe UI" w:cs="Segoe UI"/>
+          <w:b/>
+          <w:bCs/>
+          <w:color w:val="262626"/>
+          <w:sz w:val="36"/>
+          <w:szCs w:val="36"/>
+        </w:rPr>
+        <w:t xml:space="preserve"> ESP</w:t>
       </w:r>
       <w:r>
         <w:rPr>
@@ -3193,7 +3215,18 @@
           <w:sz w:val="30"/>
           <w:szCs w:val="30"/>
         </w:rPr>
-        <w:t>1️⃣ Add the UDP library &amp; global objects</w:t>
+        <w:t>1-</w:t>
+      </w:r>
+      <w:r>
+        <w:rPr>
+          <w:rFonts w:ascii="Segoe UI" w:eastAsia="Times New Roman" w:hAnsi="Segoe UI" w:cs="Segoe UI"/>
+          <w:b/>
+          <w:bCs/>
+          <w:color w:val="262626"/>
+          <w:sz w:val="30"/>
+          <w:szCs w:val="30"/>
+        </w:rPr>
+        <w:t xml:space="preserve"> Add the UDP library &amp; global objects</w:t>
       </w:r>
     </w:p>
     <w:p>
@@ -3740,9 +3773,8 @@
           <w:sz w:val="30"/>
           <w:szCs w:val="30"/>
         </w:rPr>
-        <w:t xml:space="preserve">2️⃣ </w:t>
-      </w:r>
-      <w:proofErr w:type="gramStart"/>
+        <w:t>2-</w:t>
+      </w:r>
       <w:r>
         <w:rPr>
           <w:rFonts w:ascii="Segoe UI" w:eastAsia="Times New Roman" w:hAnsi="Segoe UI" w:cs="Segoe UI"/>
@@ -3752,19 +3784,7 @@
           <w:sz w:val="30"/>
           <w:szCs w:val="30"/>
         </w:rPr>
-        <w:t>Tiny</w:t>
-      </w:r>
-      <w:proofErr w:type="gramEnd"/>
-      <w:r>
-        <w:rPr>
-          <w:rFonts w:ascii="Segoe UI" w:eastAsia="Times New Roman" w:hAnsi="Segoe UI" w:cs="Segoe UI"/>
-          <w:b/>
-          <w:bCs/>
-          <w:color w:val="262626"/>
-          <w:sz w:val="30"/>
-          <w:szCs w:val="30"/>
-        </w:rPr>
-        <w:t xml:space="preserve"> helper that sends a single byte</w:t>
+        <w:t xml:space="preserve"> Tiny helper that sends a single byte</w:t>
       </w:r>
     </w:p>
     <w:p>
@@ -4332,7 +4352,18 @@
           <w:sz w:val="30"/>
           <w:szCs w:val="30"/>
         </w:rPr>
-        <w:t>3️⃣ Replace the stub </w:t>
+        <w:t>3-</w:t>
+      </w:r>
+      <w:r>
+        <w:rPr>
+          <w:rFonts w:ascii="Segoe UI" w:eastAsia="Times New Roman" w:hAnsi="Segoe UI" w:cs="Segoe UI"/>
+          <w:b/>
+          <w:bCs/>
+          <w:color w:val="262626"/>
+          <w:sz w:val="30"/>
+          <w:szCs w:val="30"/>
+        </w:rPr>
+        <w:t xml:space="preserve"> Replace the stub </w:t>
       </w:r>
       <w:proofErr w:type="spellStart"/>
       <w:proofErr w:type="gramStart"/>
@@ -6416,7 +6447,18 @@
           <w:sz w:val="30"/>
           <w:szCs w:val="30"/>
         </w:rPr>
-        <w:t xml:space="preserve">4️⃣ </w:t>
+        <w:t>4-</w:t>
+      </w:r>
+      <w:r>
+        <w:rPr>
+          <w:rFonts w:ascii="Segoe UI" w:eastAsia="Times New Roman" w:hAnsi="Segoe UI" w:cs="Segoe UI"/>
+          <w:b/>
+          <w:bCs/>
+          <w:color w:val="262626"/>
+          <w:sz w:val="30"/>
+          <w:szCs w:val="30"/>
+        </w:rPr>
+        <w:t xml:space="preserve"> </w:t>
       </w:r>
       <w:proofErr w:type="spellStart"/>
       <w:r>
@@ -6977,7 +7019,18 @@
           <w:sz w:val="36"/>
           <w:szCs w:val="36"/>
         </w:rPr>
-        <w:t xml:space="preserve">C️⃣ Raspberry Pi side – receiving UDP and playing through the </w:t>
+        <w:t>C-</w:t>
+      </w:r>
+      <w:r>
+        <w:rPr>
+          <w:rFonts w:ascii="Segoe UI" w:eastAsia="Times New Roman" w:hAnsi="Segoe UI" w:cs="Segoe UI"/>
+          <w:b/>
+          <w:bCs/>
+          <w:color w:val="262626"/>
+          <w:sz w:val="36"/>
+          <w:szCs w:val="36"/>
+        </w:rPr>
+        <w:t xml:space="preserve"> Raspberry Pi side – receiving UDP and playing through the </w:t>
       </w:r>
       <w:proofErr w:type="spellStart"/>
       <w:r>
@@ -7244,7 +7297,18 @@
           <w:sz w:val="30"/>
           <w:szCs w:val="30"/>
         </w:rPr>
-        <w:t xml:space="preserve">1️⃣ Wiring the </w:t>
+        <w:t>1</w:t>
+      </w:r>
+      <w:r>
+        <w:rPr>
+          <w:rFonts w:ascii="Segoe UI" w:eastAsia="Times New Roman" w:hAnsi="Segoe UI" w:cs="Segoe UI"/>
+          <w:b/>
+          <w:bCs/>
+          <w:color w:val="262626"/>
+          <w:sz w:val="30"/>
+          <w:szCs w:val="30"/>
+        </w:rPr>
+        <w:t xml:space="preserve"> Wiring the </w:t>
       </w:r>
       <w:proofErr w:type="spellStart"/>
       <w:r>
@@ -8131,7 +8195,18 @@
           <w:sz w:val="30"/>
           <w:szCs w:val="30"/>
         </w:rPr>
-        <w:t>2️⃣ Enable I²S on the Pi</w:t>
+        <w:t>2-</w:t>
+      </w:r>
+      <w:r>
+        <w:rPr>
+          <w:rFonts w:ascii="Segoe UI" w:eastAsia="Times New Roman" w:hAnsi="Segoe UI" w:cs="Segoe UI"/>
+          <w:b/>
+          <w:bCs/>
+          <w:color w:val="262626"/>
+          <w:sz w:val="30"/>
+          <w:szCs w:val="30"/>
+        </w:rPr>
+        <w:t xml:space="preserve"> Enable I²S on the Pi</w:t>
       </w:r>
     </w:p>
     <w:p>
@@ -8733,7 +8808,18 @@
           <w:sz w:val="30"/>
           <w:szCs w:val="30"/>
         </w:rPr>
-        <w:t>3️⃣ Verify the ALSA device</w:t>
+        <w:t>3-</w:t>
+      </w:r>
+      <w:r>
+        <w:rPr>
+          <w:rFonts w:ascii="Segoe UI" w:eastAsia="Times New Roman" w:hAnsi="Segoe UI" w:cs="Segoe UI"/>
+          <w:b/>
+          <w:bCs/>
+          <w:color w:val="262626"/>
+          <w:sz w:val="30"/>
+          <w:szCs w:val="30"/>
+        </w:rPr>
+        <w:t xml:space="preserve"> Verify the ALSA device</w:t>
       </w:r>
     </w:p>
     <w:p>
@@ -9153,7 +9239,18 @@
           <w:sz w:val="30"/>
           <w:szCs w:val="30"/>
         </w:rPr>
-        <w:t>4️⃣ Install the required software</w:t>
+        <w:t>4-</w:t>
+      </w:r>
+      <w:r>
+        <w:rPr>
+          <w:rFonts w:ascii="Segoe UI" w:eastAsia="Times New Roman" w:hAnsi="Segoe UI" w:cs="Segoe UI"/>
+          <w:b/>
+          <w:bCs/>
+          <w:color w:val="262626"/>
+          <w:sz w:val="30"/>
+          <w:szCs w:val="30"/>
+        </w:rPr>
+        <w:t xml:space="preserve"> Install the required software</w:t>
       </w:r>
     </w:p>
     <w:p>
@@ -9672,7 +9769,18 @@
           <w:szCs w:val="30"/>
         </w:rPr>
         <w:lastRenderedPageBreak/>
-        <w:t>5️⃣ Prepare the sound library</w:t>
+        <w:t>5-</w:t>
+      </w:r>
+      <w:r>
+        <w:rPr>
+          <w:rFonts w:ascii="Segoe UI" w:eastAsia="Times New Roman" w:hAnsi="Segoe UI" w:cs="Segoe UI"/>
+          <w:b/>
+          <w:bCs/>
+          <w:color w:val="262626"/>
+          <w:sz w:val="30"/>
+          <w:szCs w:val="30"/>
+        </w:rPr>
+        <w:t xml:space="preserve"> Prepare the sound library</w:t>
       </w:r>
     </w:p>
     <w:p>
@@ -10985,7 +11093,18 @@
           <w:sz w:val="30"/>
           <w:szCs w:val="30"/>
         </w:rPr>
-        <w:t>6️⃣ Python UDP</w:t>
+        <w:t>6-</w:t>
+      </w:r>
+      <w:r>
+        <w:rPr>
+          <w:rFonts w:ascii="Segoe UI" w:eastAsia="Times New Roman" w:hAnsi="Segoe UI" w:cs="Segoe UI"/>
+          <w:b/>
+          <w:bCs/>
+          <w:color w:val="262626"/>
+          <w:sz w:val="30"/>
+          <w:szCs w:val="30"/>
+        </w:rPr>
+        <w:t xml:space="preserve"> Python UDP</w:t>
       </w:r>
       <w:r>
         <w:rPr>
@@ -17188,7 +17307,18 @@
           <w:sz w:val="30"/>
           <w:szCs w:val="30"/>
         </w:rPr>
-        <w:t xml:space="preserve">7️⃣ Run it as a </w:t>
+        <w:t>7-</w:t>
+      </w:r>
+      <w:r>
+        <w:rPr>
+          <w:rFonts w:ascii="Segoe UI" w:eastAsia="Times New Roman" w:hAnsi="Segoe UI" w:cs="Segoe UI"/>
+          <w:b/>
+          <w:bCs/>
+          <w:color w:val="262626"/>
+          <w:sz w:val="30"/>
+          <w:szCs w:val="30"/>
+        </w:rPr>
+        <w:t xml:space="preserve"> Run it as a </w:t>
       </w:r>
       <w:proofErr w:type="spellStart"/>
       <w:r>
@@ -18698,7 +18828,7 @@
           <w:sz w:val="36"/>
           <w:szCs w:val="36"/>
         </w:rPr>
-        <w:t>🎯 Summary of the whole workflow</w:t>
+        <w:t>Summary of the whole workflow</w:t>
       </w:r>
     </w:p>
     <w:tbl>
@@ -19893,7 +20023,7 @@
           <w:sz w:val="36"/>
           <w:szCs w:val="36"/>
         </w:rPr>
-        <w:t>🚀 Optional Enhancements</w:t>
+        <w:t>Optional Enhancements</w:t>
       </w:r>
     </w:p>
     <w:tbl>
